--- a/spain-guadalquivir-flood-triggers/paper/technical_report.docx
+++ b/spain-guadalquivir-flood-triggers/paper/technical_report.docx
@@ -7,16 +7,16 @@
         <w:pStyle w:val="FirstParagraph"/>
       </w:pPr>
       <w:r>
-        <w:t xml:space="preserve">KAI-Hydro technical report KH-TR-2026-01 · version 1.0 · 30 October 2026</w:t>
+        <w:t xml:space="preserve">KAI-Hydro technical report KH-TR-2026-01 · version 2.0 · 30 October 2026</w:t>
       </w:r>
     </w:p>
-    <w:bookmarkStart w:id="58" w:name="Xb051ad7d735cab335b838c063c388448495d281"/>
+    <w:bookmarkStart w:id="62" w:name="X88349ac424ac4f1f7cc9b6d3a4724c15b5863a8"/>
     <w:p>
       <w:pPr>
         <w:pStyle w:val="Heading1"/>
       </w:pPr>
       <w:r>
-        <w:t xml:space="preserve">Flood triggers from global data, tested on 14 river gauges: river flow or rainfall? The Guadalquivir reference case</w:t>
+        <w:t xml:space="preserve">Flood triggers from global data, tested on 14 river gauges: river flow or rainfall, GloFAS 4.0 or 5.0? The Guadalquivir reference case</w:t>
       </w:r>
     </w:p>
     <w:p>
@@ -232,6 +232,40 @@
       </w:r>
       <w:r>
         <w:t xml:space="preserve">47% to 29%.</w:t>
+      </w:r>
+    </w:p>
+    <w:p>
+      <w:pPr>
+        <w:numPr>
+          <w:ilvl w:val="0"/>
+          <w:numId w:val="1001"/>
+        </w:numPr>
+        <w:pStyle w:val="Compact"/>
+      </w:pPr>
+      <w:r>
+        <w:rPr>
+          <w:bCs/>
+          <w:b/>
+        </w:rPr>
+        <w:t xml:space="preserve">GloFAS 5.0.</w:t>
+      </w:r>
+      <w:r>
+        <w:t xml:space="preserve"> </w:t>
+      </w:r>
+      <w:r>
+        <w:t xml:space="preserve">On the same gauge-years the new version sees floods at 105% of their size. A</w:t>
+      </w:r>
+      <w:r>
+        <w:t xml:space="preserve"> </w:t>
+      </w:r>
+      <w:r>
+        <w:t xml:space="preserve">trigger in m³/s now caught 26 of 60 flood years; the model's own 1-in-5 level caught 33. About half of all</w:t>
+      </w:r>
+      <w:r>
+        <w:t xml:space="preserve"> </w:t>
+      </w:r>
+      <w:r>
+        <w:t xml:space="preserve">payouts were still false.</w:t>
       </w:r>
     </w:p>
     <w:p>
@@ -493,7 +527,7 @@
       </w:r>
     </w:p>
     <w:bookmarkEnd w:id="25"/>
-    <w:bookmarkStart w:id="48" w:name="results"/>
+    <w:bookmarkStart w:id="52" w:name="results"/>
     <w:p>
       <w:pPr>
         <w:pStyle w:val="Heading2"/>
@@ -2561,13 +2595,13 @@
         <w:t xml:space="preserve">Share of 1-in-5 flood years caught at each gauge against the rank correlation: a screen for basis risk.</w:t>
       </w:r>
     </w:p>
-    <w:bookmarkStart w:id="47" w:name="river-flow-or-rainfall-four-ways"/>
+    <w:bookmarkStart w:id="47" w:name="glofas-4.0-or-5.0"/>
     <w:p>
       <w:pPr>
         <w:pStyle w:val="Heading3"/>
       </w:pPr>
       <w:r>
-        <w:t xml:space="preserve">River flow or rainfall, four ways</w:t>
+        <w:t xml:space="preserve">GloFAS 4.0 or 5.0</w:t>
       </w:r>
     </w:p>
     <w:p>
@@ -2579,20 +2613,123 @@
       <w:r>
         <w:drawing>
           <wp:inline>
-            <wp:extent cx="6120130" cy="2444308"/>
+            <wp:extent cx="6120130" cy="2414362"/>
             <wp:effectExtent b="0" l="0" r="0" t="0"/>
             <wp:docPr descr="" title="" id="45" name="Picture"/>
             <a:graphic>
               <a:graphicData uri="http://schemas.openxmlformats.org/drawingml/2006/picture">
                 <pic:pic>
                   <pic:nvPicPr>
-                    <pic:cNvPr descr="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" id="46" name="Picture"/>
+                    <pic:cNvPr descr="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" id="46" name="Picture"/>
                     <pic:cNvPicPr>
                       <a:picLocks noChangeArrowheads="1" noChangeAspect="1"/>
                     </pic:cNvPicPr>
                   </pic:nvPicPr>
                   <pic:blipFill>
                     <a:blip r:embed="rId44"/>
+                    <a:stretch>
+                      <a:fillRect/>
+                    </a:stretch>
+                  </pic:blipFill>
+                  <pic:spPr bwMode="auto">
+                    <a:xfrm>
+                      <a:off x="0" y="0"/>
+                      <a:ext cx="6120130" cy="2414362"/>
+                    </a:xfrm>
+                    <a:prstGeom prst="rect">
+                      <a:avLst/>
+                    </a:prstGeom>
+                    <a:noFill/>
+                    <a:ln w="9525">
+                      <a:noFill/>
+                      <a:headEnd/>
+                      <a:tailEnd/>
+                    </a:ln>
+                  </pic:spPr>
+                </pic:pic>
+              </a:graphicData>
+            </a:graphic>
+          </wp:inline>
+        </w:drawing>
+      </w:r>
+    </w:p>
+    <w:p>
+      <w:pPr>
+        <w:pStyle w:val="ImageCaption"/>
+      </w:pPr>
+      <w:r>
+        <w:rPr>
+          <w:bCs/>
+          <w:b/>
+        </w:rPr>
+        <w:t xml:space="preserve">Figure 8.</w:t>
+      </w:r>
+      <w:r>
+        <w:t xml:space="preserve"> </w:t>
+      </w:r>
+      <w:r>
+        <w:t xml:space="preserve">GloFAS 4.0 against 5.0 on the same 286 gauge-years: the 10-year flood (left) and 1-in-5 flood years paid and false payouts (right).</w:t>
+      </w:r>
+    </w:p>
+    <w:p>
+      <w:pPr>
+        <w:pStyle w:val="BodyText"/>
+      </w:pPr>
+      <w:r>
+        <w:t xml:space="preserve">GloFAS 5.0 removes most of the low bias (10-year flood 1.05 of the gauged one against 0.22).</w:t>
+      </w:r>
+      <w:r>
+        <w:t xml:space="preserve"> </w:t>
+      </w:r>
+      <w:r>
+        <w:t xml:space="preserve">The fixed-flow trigger now caught 26 of 60 flood years (4.0: 6); the return-period trigger 33 (4.0:</w:t>
+      </w:r>
+      <w:r>
+        <w:t xml:space="preserve"> </w:t>
+      </w:r>
+      <w:r>
+        <w:t xml:space="preserve">30). False payouts: 34 and 30. Write the trigger in the model's own terms and it is</w:t>
+      </w:r>
+      <w:r>
+        <w:t xml:space="preserve"> </w:t>
+      </w:r>
+      <w:r>
+        <w:t xml:space="preserve">re-derived when the model is upgraded; a fixed flow is not.</w:t>
+      </w:r>
+    </w:p>
+    <w:bookmarkEnd w:id="47"/>
+    <w:bookmarkStart w:id="51" w:name="river-flow-or-rainfall-four-ways"/>
+    <w:p>
+      <w:pPr>
+        <w:pStyle w:val="Heading3"/>
+      </w:pPr>
+      <w:r>
+        <w:t xml:space="preserve">River flow or rainfall, four ways</w:t>
+      </w:r>
+    </w:p>
+    <w:p>
+      <w:pPr>
+        <w:pStyle w:val="CaptionedFigure"/>
+        <w:keepNext/>
+        <w:jc w:val="center"/>
+      </w:pPr>
+      <w:r>
+        <w:drawing>
+          <wp:inline>
+            <wp:extent cx="6120130" cy="2444308"/>
+            <wp:effectExtent b="0" l="0" r="0" t="0"/>
+            <wp:docPr descr="" title="" id="49" name="Picture"/>
+            <a:graphic>
+              <a:graphicData uri="http://schemas.openxmlformats.org/drawingml/2006/picture">
+                <pic:pic>
+                  <pic:nvPicPr>
+                    <pic:cNvPr descr="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" id="50" name="Picture"/>
+                    <pic:cNvPicPr>
+                      <a:picLocks noChangeArrowheads="1" noChangeAspect="1"/>
+                    </pic:cNvPicPr>
+                  </pic:nvPicPr>
+                  <pic:blipFill>
+                    <a:blip r:embed="rId48"/>
                     <a:stretch>
                       <a:fillRect/>
                     </a:stretch>
@@ -2628,7 +2765,7 @@
           <w:bCs/>
           <w:b/>
         </w:rPr>
-        <w:t xml:space="preserve">Figure 8.</w:t>
+        <w:t xml:space="preserve">Figure 9.</w:t>
       </w:r>
       <w:r>
         <w:t xml:space="preserve"> </w:t>
@@ -5001,9 +5138,9 @@
         </w:tc>
       </w:tr>
     </w:tbl>
-    <w:bookmarkEnd w:id="47"/>
-    <w:bookmarkEnd w:id="48"/>
-    <w:bookmarkStart w:id="51" w:name="Xe665084ae1b4de30e0e78763d618bb7e65dd23b"/>
+    <w:bookmarkEnd w:id="51"/>
+    <w:bookmarkEnd w:id="52"/>
+    <w:bookmarkStart w:id="55" w:name="Xe665084ae1b4de30e0e78763d618bb7e65dd23b"/>
     <w:p>
       <w:pPr>
         <w:pStyle w:val="Heading2"/>
@@ -5012,7 +5149,7 @@
         <w:t xml:space="preserve">4. How KAI-Hydro writes a trigger from these findings</w:t>
       </w:r>
     </w:p>
-    <w:bookmarkStart w:id="49" w:name="setting-the-level-what-the-test-says"/>
+    <w:bookmarkStart w:id="53" w:name="setting-the-level-what-the-test-says"/>
     <w:p>
       <w:pPr>
         <w:pStyle w:val="Heading3"/>
@@ -5141,8 +5278,8 @@
         <w:t xml:space="preserve">rise with the size of the event.</w:t>
       </w:r>
     </w:p>
-    <w:bookmarkEnd w:id="49"/>
-    <w:bookmarkStart w:id="50" w:name="the-study-a-client-receives"/>
+    <w:bookmarkEnd w:id="53"/>
+    <w:bookmarkStart w:id="54" w:name="the-study-a-client-receives"/>
     <w:p>
       <w:pPr>
         <w:pStyle w:val="Heading3"/>
@@ -5192,7 +5329,13 @@
         <w:t xml:space="preserve"> </w:t>
       </w:r>
       <w:r>
-        <w:t xml:space="preserve">40+ years of daily discharge from GloFAS 5.0, plus any gauge or record the client holds.</w:t>
+        <w:t xml:space="preserve">40+ years of daily discharge from GloFAS 5.0, plus any gauge or record the client holds; triggers</w:t>
+      </w:r>
+      <w:r>
+        <w:t xml:space="preserve"> </w:t>
+      </w:r>
+      <w:r>
+        <w:t xml:space="preserve">re-tested whenever the model is upgraded.</w:t>
       </w:r>
     </w:p>
     <w:p>
@@ -5311,9 +5454,9 @@
         <w:t xml:space="preserve">a trigger sheet, a method note, and the same study as design floods for engineers.</w:t>
       </w:r>
     </w:p>
-    <w:bookmarkEnd w:id="50"/>
-    <w:bookmarkEnd w:id="51"/>
-    <w:bookmarkStart w:id="52" w:name="limits"/>
+    <w:bookmarkEnd w:id="54"/>
+    <w:bookmarkEnd w:id="55"/>
+    <w:bookmarkStart w:id="56" w:name="limits"/>
     <w:p>
       <w:pPr>
         <w:pStyle w:val="Heading2"/>
@@ -5327,12 +5470,18 @@
         <w:pStyle w:val="FirstParagraph"/>
       </w:pPr>
       <w:r>
-        <w:t xml:space="preserve">One basin, strongly regulated and semi-arid; GloFAS 4.0 (the 5.0 rerun is in progress); daily means rather than instantaneous</w:t>
+        <w:t xml:space="preserve">One basin, strongly regulated and semi-arid; four-way and rainfall comparisons on GloFAS 4.0, GloFAS 5.0 for the two</w:t>
       </w:r>
       <w:r>
         <w:t xml:space="preserve"> </w:t>
       </w:r>
       <w:r>
+        <w:t xml:space="preserve">river-flow triggers; daily means rather than instantaneous</w:t>
+      </w:r>
+      <w:r>
+        <w:t xml:space="preserve"> </w:t>
+      </w:r>
+      <w:r>
         <w:t xml:space="preserve">peaks; 17 to 24 years per gauge; the cell choice uses the gauge's mean flow (best case); rainfall from one product on a 50 km</w:t>
       </w:r>
       <w:r>
@@ -5342,8 +5491,8 @@
         <w:t xml:space="preserve">grid, over HydroBASINS catchments up to 2.7 times the gauge's area; flood years are defined by flow, not by losses.</w:t>
       </w:r>
     </w:p>
-    <w:bookmarkEnd w:id="52"/>
-    <w:bookmarkStart w:id="53" w:name="appendix-a.-return-levels-at-every-gauge"/>
+    <w:bookmarkEnd w:id="56"/>
+    <w:bookmarkStart w:id="57" w:name="appendix-a.-return-levels-at-every-gauge"/>
     <w:p>
       <w:pPr>
         <w:pStyle w:val="Heading2"/>
@@ -13750,8 +13899,8 @@
         </w:tc>
       </w:tr>
     </w:tbl>
-    <w:bookmarkEnd w:id="53"/>
-    <w:bookmarkStart w:id="54" w:name="X0677a82b1cc69c05b560d003873dc7f04711f93"/>
+    <w:bookmarkEnd w:id="57"/>
+    <w:bookmarkStart w:id="58" w:name="X0677a82b1cc69c05b560d003873dc7f04711f93"/>
     <w:p>
       <w:pPr>
         <w:pStyle w:val="Heading2"/>
@@ -16682,8 +16831,8 @@
         </w:tc>
       </w:tr>
     </w:tbl>
-    <w:bookmarkEnd w:id="54"/>
-    <w:bookmarkStart w:id="55" w:name="appendix-c.-rainfall-windows"/>
+    <w:bookmarkEnd w:id="58"/>
+    <w:bookmarkStart w:id="59" w:name="appendix-c.-rainfall-windows"/>
     <w:p>
       <w:pPr>
         <w:pStyle w:val="Heading2"/>
@@ -17456,8 +17605,8 @@
         </w:tc>
       </w:tr>
     </w:tbl>
-    <w:bookmarkEnd w:id="55"/>
-    <w:bookmarkStart w:id="56" w:name="X6a13163c9c6e112eb411f343704a2dbd028dedd"/>
+    <w:bookmarkEnd w:id="59"/>
+    <w:bookmarkStart w:id="60" w:name="X6a13163c9c6e112eb411f343704a2dbd028dedd"/>
     <w:p>
       <w:pPr>
         <w:pStyle w:val="Heading2"/>
@@ -18130,6 +18279,84 @@
                 <w:rFonts w:ascii="Arial" w:hAnsi="Arial"/>
                 <w:sz w:val="16"/>
               </w:rPr>
+              <w:t xml:space="preserve">data/annual_maxima_v5.csv · gauges_v5.csv</w:t>
+            </w:r>
+          </w:p>
+        </w:tc>
+        <w:tc>
+          <w:tcPr/>
+          <w:p>
+            <w:pPr>
+              <w:pStyle w:val="Compact"/>
+              <w:spacing w:after="0" w:before="20" w:line="240" w:lineRule="auto"/>
+              <w:jc w:val="left"/>
+            </w:pPr>
+            <w:r>
+              <w:rPr>
+                <w:rFonts w:ascii="Arial" w:hAnsi="Arial"/>
+                <w:sz w:val="16"/>
+              </w:rPr>
+              <w:t xml:space="preserve">GloFAS 5.0 annual maxima and matched cells, water years 1985–2022</w:t>
+            </w:r>
+          </w:p>
+        </w:tc>
+      </w:tr>
+      <w:tr>
+        <w:trPr>
+          <w:cantSplit/>
+        </w:trPr>
+        <w:tc>
+          <w:tcPr/>
+          <w:p>
+            <w:pPr>
+              <w:pStyle w:val="Compact"/>
+              <w:spacing w:after="0" w:before="20" w:line="240" w:lineRule="auto"/>
+              <w:jc w:val="left"/>
+            </w:pPr>
+            <w:r>
+              <w:rPr>
+                <w:rFonts w:ascii="Arial" w:hAnsi="Arial"/>
+                <w:sz w:val="16"/>
+              </w:rPr>
+              <w:t xml:space="preserve">paper/compare_v4_v5.py</w:t>
+            </w:r>
+          </w:p>
+        </w:tc>
+        <w:tc>
+          <w:tcPr/>
+          <w:p>
+            <w:pPr>
+              <w:pStyle w:val="Compact"/>
+              <w:spacing w:after="0" w:before="20" w:line="240" w:lineRule="auto"/>
+              <w:jc w:val="left"/>
+            </w:pPr>
+            <w:r>
+              <w:rPr>
+                <w:rFonts w:ascii="Arial" w:hAnsi="Arial"/>
+                <w:sz w:val="16"/>
+              </w:rPr>
+              <w:t xml:space="preserve">GloFAS 4.0 against 5.0 on the same gauge-years: Table 4 and Figure 7 of the paper</w:t>
+            </w:r>
+          </w:p>
+        </w:tc>
+      </w:tr>
+      <w:tr>
+        <w:trPr>
+          <w:cantSplit/>
+        </w:trPr>
+        <w:tc>
+          <w:tcPr/>
+          <w:p>
+            <w:pPr>
+              <w:pStyle w:val="Compact"/>
+              <w:spacing w:after="0" w:before="20" w:line="240" w:lineRule="auto"/>
+              <w:jc w:val="left"/>
+            </w:pPr>
+            <w:r>
+              <w:rPr>
+                <w:rFonts w:ascii="Arial" w:hAnsi="Arial"/>
+                <w:sz w:val="16"/>
+              </w:rPr>
               <w:t xml:space="preserve">paper/build_documents.py · print.js</w:t>
             </w:r>
           </w:p>
@@ -18262,8 +18489,8 @@
         <w:t xml:space="preserve">sets and scores the triggers four ways on the three indices.</w:t>
       </w:r>
     </w:p>
-    <w:bookmarkEnd w:id="56"/>
-    <w:bookmarkStart w:id="57" w:name="data-credits-and-licence"/>
+    <w:bookmarkEnd w:id="60"/>
+    <w:bookmarkStart w:id="61" w:name="data-credits-and-licence"/>
     <w:p>
       <w:pPr>
         <w:pStyle w:val="Heading2"/>
@@ -18293,7 +18520,7 @@
         <w:t xml:space="preserve"> </w:t>
       </w:r>
       <w:r>
-        <w:t xml:space="preserve">Service information 2026 (GloFAS 4.0), via Open-Meteo (CC BY 4.0). GloFAS data are provided for information purposes only and</w:t>
+        <w:t xml:space="preserve">Service information 2026 (GloFAS 4.0 via Open-Meteo, CC BY 4.0; GloFAS 5.0 from the Copernicus Early Warning Data Store). GloFAS data are provided for information purposes only and</w:t>
       </w:r>
       <w:r>
         <w:t xml:space="preserve"> </w:t>
@@ -18338,8 +18565,8 @@
         <w:t xml:space="preserve">(9 October 2026). This report: © 2026 Charles Kakooza, CC BY 4.0.</w:t>
       </w:r>
     </w:p>
-    <w:bookmarkEnd w:id="57"/>
-    <w:bookmarkEnd w:id="58"/>
+    <w:bookmarkEnd w:id="61"/>
+    <w:bookmarkEnd w:id="62"/>
     <w:sectPr>
       <w:footerReference w:type="default" r:id="rId9"/>
       <w:pgSz w:w="11906" w:h="16838"/>
